--- a/fra/docx/45.content.docx
+++ b/fra/docx/45.content.docx
@@ -11,6 +11,15 @@
         <w:pStyle w:val="Heading2"/>
       </w:pPr>
       <w:r>
+        <w:t>Resource: Notes d'étude (Tyndale)</w:t>
+      </w:r>
+      <w:r/>
+    </w:p>
+    <w:p>
+      <w:pPr>
+        <w:pStyle w:val="Heading2"/>
+      </w:pPr>
+      <w:r>
         <w:t>License Information</w:t>
       </w:r>
       <w:r/>
@@ -21,7 +30,7 @@
         <w:rPr>
           <w:b/>
         </w:rPr>
-        <w:t>Study Notes (Tyndale)</w:t>
+        <w:t>Notes d'étude (Tyndale)</w:t>
       </w:r>
       <w:r>
         <w:t xml:space="preserve"> (French) is based on</w:t>
@@ -74,7 +83,7 @@
         <w:pStyle w:val="Heading1"/>
       </w:pPr>
       <w:r>
-        <w:t>Study Notes (Tyndale)</w:t>
+        <w:t>Notes d'étude (Tyndale)</w:t>
       </w:r>
     </w:p>
     <w:p>
@@ -83,6 +92,51 @@
           <w:headerReference w:type="even" r:id="rId8"/>
           <w:headerReference w:type="default" r:id="rId9"/>
           <w:footerReference w:type="default" r:id="rId10"/>
+          <w:footnotePr>
+            <w:numRestart w:val="eachSect"/>
+          </w:footnotePr>
+          <w:type w:val="continuous"/>
+          <w:pgSz w:w="12240" w:h="15840" w:code="1"/>
+          <w:pgMar w:top="1440" w:right="1440" w:bottom="1440" w:left="1440" w:header="504" w:footer="504" w:gutter="0"/>
+          <w:cols w:space="708"/>
+          <w:titlePg/>
+          <w:docGrid w:linePitch="360"/>
+        </w:sectPr>
+      </w:pPr>
+    </w:p>
+    <w:p>
+      <w:r/>
+    </w:p>
+    <w:p>
+      <w:pPr>
+        <w:pStyle w:val="Heading2"/>
+      </w:pPr>
+      <w:r>
+        <w:t>ROM</w:t>
+      </w:r>
+      <w:r/>
+    </w:p>
+    <w:p>
+      <w:r/>
+      <w:r>
+        <w:rPr>
+          <w:i/>
+        </w:rPr>
+        <w:t>Romains 1.1, Romains 1.1–17, Romains 1.3, Romains 1.3–4, Romains 1.4, Romains 1.5, Romains 1.7, Romains 1.9, Romains 1.11, Romains 1.13, Romains 1.14, Romains 1.16, Romains 1.17, Romains 1.18, Romains 1.18–3.20, Romains 1.21, Romains 1.24, Romains 1.26, Romains 1.27, Romains 1.28, Romains 1.29–31, Romains 1.32, Romains 2.1–5, Romains 2.4, Romains 2.6–11, Romains 2.7, Romains 2.8, Romains 2.12, Romains 2.13, Romains 2.14–15, Romains 2.16, Romains 2.17–20, Romains 2.21–22, Romains 2.22, Romains 2.24, Romains 2.25, Romains 2.26, Romains 2.29, Romains 3.1, Romains 3.2, Romains 3.4, Romains 3.5–7, Romains 3.8, Romains 3.9, Romains 3.10–12, Romains 3.10–18, Romains 3.13–14, Romains 3.15–17, Romains 3.18, Romains 3.19, Romains 3.20, Romains 3.21–22, Romains 3.21–4.25, Romains 3.24, Romains 3.25, Romains 3.29–30, Romains 3.31, Romains 4.1, Romains 4.3, Romains 4.4–5, Romains 4.7–8, Romains 4.10, Romains 4.11–12, Romains 4.13, Romains 4.14, Romains 4.15, Romains 4.16, Romains 4.24, Romains 5.1, Romains 5.1–8.39, Romains 5.2, Romains 5.3–4, Romains 5.5, Romains 5.6, Romains 5.9, Romains 5.10, Romains 5.12, Romains 5.13–14, Romains 5.15, Romains 5.17, Romains 5.18, Romains 5.20, Romains 6.1, Romains 6.2, Romains 6.3, Romains 6.4, Romains 6.6, Romains 6.8, Romains 6.10, Romains 6.14, Romains 6.15, Romains 6.16, Romains 6.19, Romains 6.20, Romains 6.21, Romains 7.1, Romains 7.2–3, Romains 7.4, Romains 7.5, Romains 7.6, Romains 7.7–25, Romains 7.8, Romains 7.9, Romains 7.10, Romains 7.11, Romains 7.17, Romains 7.18, Romains 7.21, Romains 7.22, Romains 7.23, Romains 7.24, Romains 8.1, Romains 8.2, Romains 8.3, Romains 8.4, Romains 8.5, Romains 8.6, Romains 8.9, Romains 8.10, Romains 8.11, Romains 8.13, Romains 8.14, Romains 8.15, Romains 8.17, Romains 8.19–21, Romains 8.22, Romains 8.23, Romains 8.26, Romains 8.30, Romains 8.31, Romains 8.32, Romains 9.1–11.36, Romains 9.2–3, Romains 9.3, Romains 9.4, Romains 9.5, Romains 9.6, Romains 9.7, Romains 9.10–11, Romains 9.12, Romains 9.13, Romains 9.14–16, Romains 9.15, Romains 9.17, Romains 9.18, Romains 9.20–21, Romains 9.24–26, Romains 9.27–28, Romains 9.29, Romains 9.31, Romains 9.32–33, Romains 9.33, Romains 10.2, Romains 10.3, Romains 10.4, Romains 10.5, Romains 10.6–8, Romains 10.13, Romains 10.14, Romains 10.18, Romains 10.19, Romains 10.20, Romains 11.2, Romains 11.5, Romains 11.7–8, Romains 11.11, Romains 11.13–14, Romains 11.15, Romains 11.16, Romains 11.17–24, Romains 11.18, Romains 11.20, Romains 11.22, Romains 11.24, Romains 11.25, Romains 11.26–27, Romains 11.32, Romains 11.36, Romains 12.1, Romains 12.1–15.13, Romains 12.2, Romains 12.3, Romains 12.4–5, Romains 12.6, Romains 12.7, Romains 12.8, Romains 12.9–21, Romains 12.10, Romains 12.11, Romains 12.12, Romains 12.13, Romains 12.14, Romains 12.16, Romains 12.18, Romains 12.20–21, Romains 13.1–2, Romains 13.3, Romains 13.4, Romains 13.5, Romains 13.6, Romains 13.8, Romains 13.8–10, Romains 13.11, Romains 13.12–13, Romains 14.1, Romains 14.1–15.7, Romains 14.2, Romains 14.3–4, Romains 14.5, Romains 14.7, Romains 14.9, Romains 14.10, Romains 14.11, Romains 14.13, Romains 14.14, Romains 14.15, Romains 14.20, Romains 14.21, Romains 14.22, Romains 14.23, Romains 15.1–4, Romains 15.2, Romains 15.3, Romains 15.4, Romains 15.5–6, Romains 15.7, Romains 15.8–9, Romains 15.9–12, Romains 15.14, Romains 15.14–16.27, Romains 15.15–16, Romains 15.16, Romains 15.19, Romains 15.24, Romains 15.25–28, Romains 15.26, Romains 15.27, Romains 15.31, Romains 15.33, Romains 16.1, Romains 16.1–16, Romains 16.2, Romains 16.3, Romains 16.3–16, Romains 16.5, Romains 16.7, Romains 16.10, Romains 16.13, Romains 16.16, Romains 16.17, Romains 16.20, Romains 16.21, Romains 16.22, Romains 16.23, Romains 16.25, Romains 16.25–27, Romains 16.26</w:t>
+      </w:r>
+      <w:r/>
+    </w:p>
+    <w:p>
+      <w:r/>
+      <w:r>
+        <w:t xml:space="preserve"> </w:t>
+      </w:r>
+      <w:r/>
+      <w:r/>
+    </w:p>
+    <w:p>
+      <w:pPr>
+        <w:sectPr>
           <w:footnotePr>
             <w:numRestart w:val="eachSect"/>
           </w:footnotePr>

--- a/fra/docx/45.content.docx
+++ b/fra/docx/45.content.docx
@@ -163,13 +163,6 @@
         <w:rPr>
           <w:lang w:val="fr_FR" w:bidi="fr_FR"/>
         </w:rPr>
-      </w:r>
-      <w:r>
-        <w:rPr>
-          <w:i/>
-          <w:lang w:val="fr_FR" w:bidi="fr_FR"/>
-        </w:rPr>
-        <w:t>Romains 1.1, Romains 1.1–17, Romains 1.3, Romains 1.3–4, Romains 1.4, Romains 1.5, Romains 1.7, Romains 1.9, Romains 1.11, Romains 1.13, Romains 1.14, Romains 1.16, Romains 1.17, Romains 1.18, Romains 1.18–3.20, Romains 1.21, Romains 1.24, Romains 1.26, Romains 1.27, Romains 1.28, Romains 1.29–31, Romains 1.32, Romains 2.1–5, Romains 2.4, Romains 2.6–11, Romains 2.7, Romains 2.8, Romains 2.12, Romains 2.13, Romains 2.14–15, Romains 2.16, Romains 2.17–20, Romains 2.21–22, Romains 2.22, Romains 2.24, Romains 2.25, Romains 2.26, Romains 2.29, Romains 3.1, Romains 3.2, Romains 3.4, Romains 3.5–7, Romains 3.8, Romains 3.9, Romains 3.10–12, Romains 3.10–18, Romains 3.13–14, Romains 3.15–17, Romains 3.18, Romains 3.19, Romains 3.20, Romains 3.21–22, Romains 3.21–4.25, Romains 3.24, Romains 3.25, Romains 3.29–30, Romains 3.31, Romains 4.1, Romains 4.3, Romains 4.4–5, Romains 4.7–8, Romains 4.10, Romains 4.11–12, Romains 4.13, Romains 4.14, Romains 4.15, Romains 4.16, Romains 4.24, Romains 5.1, Romains 5.1–8.39, Romains 5.2, Romains 5.3–4, Romains 5.5, Romains 5.6, Romains 5.9, Romains 5.10, Romains 5.12, Romains 5.13–14, Romains 5.15, Romains 5.17, Romains 5.18, Romains 5.20, Romains 6.1, Romains 6.2, Romains 6.3, Romains 6.4, Romains 6.6, Romains 6.8, Romains 6.10, Romains 6.14, Romains 6.15, Romains 6.16, Romains 6.19, Romains 6.20, Romains 6.21, Romains 7.1, Romains 7.2–3, Romains 7.4, Romains 7.5, Romains 7.6, Romains 7.7–25, Romains 7.8, Romains 7.9, Romains 7.10, Romains 7.11, Romains 7.17, Romains 7.18, Romains 7.21, Romains 7.22, Romains 7.23, Romains 7.24, Romains 8.1, Romains 8.2, Romains 8.3, Romains 8.4, Romains 8.5, Romains 8.6, Romains 8.9, Romains 8.10, Romains 8.11, Romains 8.13, Romains 8.14, Romains 8.15, Romains 8.17, Romains 8.19–21, Romains 8.22, Romains 8.23, Romains 8.26, Romains 8.30, Romains 8.31, Romains 8.32, Romains 9.1–11.36, Romains 9.2–3, Romains 9.3, Romains 9.4, Romains 9.5, Romains 9.6, Romains 9.7, Romains 9.10–11, Romains 9.12, Romains 9.13, Romains 9.14–16, Romains 9.15, Romains 9.17, Romains 9.18, Romains 9.20–21, Romains 9.24–26, Romains 9.27–28, Romains 9.29, Romains 9.31, Romains 9.32–33, Romains 9.33, Romains 10.2, Romains 10.3, Romains 10.4, Romains 10.5, Romains 10.6–8, Romains 10.13, Romains 10.14, Romains 10.18, Romains 10.19, Romains 10.20, Romains 11.2, Romains 11.5, Romains 11.7–8, Romains 11.11, Romains 11.13–14, Romains 11.15, Romains 11.16, Romains 11.17–24, Romains 11.18, Romains 11.20, Romains 11.22, Romains 11.24, Romains 11.25, Romains 11.26–27, Romains 11.32, Romains 11.36, Romains 12.1, Romains 12.1–15.13, Romains 12.2, Romains 12.3, Romains 12.4–5, Romains 12.6, Romains 12.7, Romains 12.8, Romains 12.9–21, Romains 12.10, Romains 12.11, Romains 12.12, Romains 12.13, Romains 12.14, Romains 12.16, Romains 12.18, Romains 12.20–21, Romains 13.1–2, Romains 13.3, Romains 13.4, Romains 13.5, Romains 13.6, Romains 13.8, Romains 13.8–10, Romains 13.11, Romains 13.12–13, Romains 14.1, Romains 14.1–15.7, Romains 14.2, Romains 14.3–4, Romains 14.5, Romains 14.7, Romains 14.9, Romains 14.10, Romains 14.11, Romains 14.13, Romains 14.14, Romains 14.15, Romains 14.20, Romains 14.21, Romains 14.22, Romains 14.23, Romains 15.1–4, Romains 15.2, Romains 15.3, Romains 15.4, Romains 15.5–6, Romains 15.7, Romains 15.8–9, Romains 15.9–12, Romains 15.14, Romains 15.14–16.27, Romains 15.15–16, Romains 15.16, Romains 15.19, Romains 15.24, Romains 15.25–28, Romains 15.26, Romains 15.27, Romains 15.31, Romains 15.33, Romains 16.1, Romains 16.1–16, Romains 16.2, Romains 16.3, Romains 16.3–16, Romains 16.5, Romains 16.7, Romains 16.10, Romains 16.13, Romains 16.16, Romains 16.17, Romains 16.20, Romains 16.21, Romains 16.22, Romains 16.23, Romains 16.25, Romains 16.25–27, Romains 16.26</w:t>
       </w:r>
       <w:r>
         <w:rPr>

--- a/fra/docx/45.content.docx
+++ b/fra/docx/45.content.docx
@@ -150,19 +150,6 @@
           <w:lang w:val="fr_FR" w:bidi="fr_FR"/>
         </w:rPr>
         <w:t>ROM</w:t>
-      </w:r>
-      <w:r>
-        <w:rPr>
-          <w:lang w:val="fr_FR" w:bidi="fr_FR"/>
-        </w:rPr>
-      </w:r>
-    </w:p>
-    <w:p>
-      <w:pPr/>
-      <w:r>
-        <w:rPr>
-          <w:lang w:val="fr_FR" w:bidi="fr_FR"/>
-        </w:rPr>
       </w:r>
       <w:r>
         <w:rPr>

--- a/fra/docx/45.content.docx
+++ b/fra/docx/45.content.docx
@@ -19,7 +19,7 @@
         <w:rPr>
           <w:lang w:val="fr_FR" w:bidi="fr_FR"/>
         </w:rPr>
-        <w:t>Resource: Notes d'étude (Tyndale)</w:t>
+        <w:t>Resource: Tyndale Open Study Notes</w:t>
       </w:r>
       <w:r>
         <w:rPr>
@@ -112,7 +112,7 @@
         <w:rPr>
           <w:lang w:val="fr_FR" w:bidi="fr_FR"/>
         </w:rPr>
-        <w:t>Notes d'étude (Tyndale)</w:t>
+        <w:t>Tyndale Open Study Notes</w:t>
       </w:r>
     </w:p>
     <w:p>

--- a/fra/docx/45.content.docx
+++ b/fra/docx/45.content.docx
@@ -19,7 +19,7 @@
         <w:rPr>
           <w:lang w:val="fr_FR" w:bidi="fr_FR"/>
         </w:rPr>
-        <w:t>Resource: Tyndale Open Study Notes</w:t>
+        <w:t>Resource: Aquifer Open Study Notes</w:t>
       </w:r>
       <w:r>
         <w:rPr>
@@ -112,7 +112,7 @@
         <w:rPr>
           <w:lang w:val="fr_FR" w:bidi="fr_FR"/>
         </w:rPr>
-        <w:t>Tyndale Open Study Notes</w:t>
+        <w:t>Aquifer Open Study Notes</w:t>
       </w:r>
     </w:p>
     <w:p>
